--- a/MemberDNA_Bronze_to_Silver_Data_Dictionary_and_Prompts.docx
+++ b/MemberDNA_Bronze_to_Silver_Data_Dictionary_and_Prompts.docx
@@ -471,7 +471,7 @@
           <w:color w:val="000000"/>
           <w:sz w:val="19"/>
         </w:rPr>
-        <w:t>This document was derived from the supplied Silver-to-Gold data dictionary and Gold-layer prompt guide. Neither source supplies raw upstream DDL, sample records, field aliases, extraction cadence, or CDC rules. Therefore, source-native field names and source business keys are intentionally marked for confirmation rather than invented.</w:t>
+        <w:t>The existing Bronze tables are the implementation input; a separate Bronze data dictionary does not need to be provided to the AI. This document was derived from the supplied Silver-to-Gold data dictionary and Gold-layer prompt guide, which define the required downstream outcome. The AI must inspect the active Bronze table schema and data to discover source-native fields, keys, cadence, and CDC behavior rather than inventing them.</w:t>
       </w:r>
     </w:p>
     <w:p>
@@ -507,7 +507,7 @@
           <w:color w:val="000000"/>
           <w:sz w:val="21"/>
         </w:rPr>
-        <w:t>Use Part I to design and govern raw Bronze ingestion. Use the field coverage tables to build the Bronze-to-Silver STTM only after the source schema/DDL is available. Use Part II as the business prompt package for an AI data-engineering application or implementation team. Part III records validation results and unresolved data-contract items that must be approved before production build.</w:t>
+        <w:t>Use Part I as the required downstream Silver outcome and lineage contract. Use Part II as the business prompt package for an AI data-engineering application with access to the existing Bronze tables; it should inspect their schema and data to build the Bronze-to-Silver STTM and create the Silver tables. Part III records validation results and unresolved data-contract items that must be approved before production build.</w:t>
       </w:r>
     </w:p>
     <w:p>
@@ -27996,7 +27996,7 @@
           <w:color w:val="000000"/>
           <w:sz w:val="21"/>
         </w:rPr>
-        <w:t>Use these prompts with an AI data-engineering application only after providing it this document, the actual Bronze source schema/DDL, sample records or payload profiles, the intended SQL platform, and the approved crosswalk/reference tables. The prompts deliberately specify the business outcome; the AI must discover and document the detailed source-to-target mappings in its STTM.</w:t>
+        <w:t>Use these prompts with an AI data-engineering application that has direct read access to the existing MemberDNA Bronze tables. Do not provide a separate Bronze data dictionary and do not assume Silver tables already exist. The AI must inspect the Bronze table schema, profile representative records, discover source keys and aliases, then create the required Silver table and document the detailed source-to-target mappings in its STTM.</w:t>
       </w:r>
     </w:p>
     <w:p>
@@ -28116,7 +28116,7 @@
                 <w:color w:val="000000"/>
                 <w:sz w:val="17"/>
               </w:rPr>
-              <w:t>1. Bronze table design</w:t>
+              <w:t>1. Bronze source assessment</w:t>
             </w:r>
           </w:p>
         </w:tc>
@@ -28144,7 +28144,7 @@
                 <w:color w:val="000000"/>
                 <w:sz w:val="17"/>
               </w:rPr>
-              <w:t>Table name, source system/object, raw grain, technical lineage fields, payload retention method, partitioning, and CDC/snapshot treatment.</w:t>
+              <w:t>Inspect the existing Bronze table: observed schema, record grain, natural/source key candidates, effective-date or snapshot behavior, key data-quality findings, and native field aliases selected for mapping.</w:t>
             </w:r>
           </w:p>
         </w:tc>
@@ -28202,7 +28202,7 @@
                 <w:color w:val="000000"/>
                 <w:sz w:val="17"/>
               </w:rPr>
-              <w:t>Target table name, declared grain, primary business key, columns, data types, descriptions, and required audit fields.</w:t>
+              <w:t>Create the target Silver table: table name, declared grain, primary business key, columns, data types, descriptions, and required audit fields. Do not assume a Silver table already exists.</w:t>
             </w:r>
           </w:p>
         </w:tc>
@@ -28260,7 +28260,7 @@
                 <w:color w:val="000000"/>
                 <w:sz w:val="17"/>
               </w:rPr>
-              <w:t>Transformation SQL or equivalent logic from Bronze to Silver, including parsing, type conversion, standardization, deduplication, late-arriving records, and quarantine handling.</w:t>
+              <w:t>Transformation SQL or equivalent logic to create and load the Silver table from the existing Bronze table, including parsing, type conversion, standardization, deduplication, late-arriving records, and quarantine handling.</w:t>
             </w:r>
           </w:p>
         </w:tc>
@@ -28318,7 +28318,7 @@
                 <w:color w:val="000000"/>
                 <w:sz w:val="17"/>
               </w:rPr>
-              <w:t>Silver target column, selected Bronze source table and native field(s), transformation/business logic, join/crosswalk logic, source precedence, and data-quality handling.</w:t>
+              <w:t>Silver target column, selected existing Bronze table and discovered native field(s), transformation/business logic, join/crosswalk logic, source precedence, and data-quality handling.</w:t>
             </w:r>
           </w:p>
         </w:tc>
@@ -28434,7 +28434,7 @@
                 <w:color w:val="000000"/>
                 <w:sz w:val="17"/>
               </w:rPr>
-              <w:t>Bronze-to-Silver row counts, source-key duplicate checks, null/type/range tests, payload-to-extracted-field coverage, quarantine counts, and join/crosswalk coverage.</w:t>
+              <w:t>Bronze-to-Silver row counts, source-key duplicate checks, null/type/range tests, source-to-target coverage, quarantine counts, and join/crosswalk coverage.</w:t>
             </w:r>
           </w:p>
         </w:tc>
@@ -28458,7 +28458,7 @@
           <w:color w:val="2E74B5"/>
           <w:sz w:val="26"/>
         </w:rPr>
-        <w:t>1. Member Scaffold</w:t>
+        <w:t>1. tbl_member_bis_scaffold - Member eligibility and enrollment</w:t>
       </w:r>
     </w:p>
     <w:p>
@@ -28508,7 +28508,7 @@
           <w:color w:val="000000"/>
           <w:sz w:val="19"/>
         </w:rPr>
-        <w:t>Create standardized member eligibility, enrollment, communication-preference, plan, and master-data Silver tables from the supplied Bronze landing tables. The resulting Silver tables must preserve source lineage and enable an authoritative member profile downstream.</w:t>
+        <w:t>Create a standardized member eligibility and enrollment Silver table from the BIS Bronze landing table.</w:t>
       </w:r>
     </w:p>
     <w:p>
@@ -28548,7 +28548,7 @@
           <w:color w:val="000000"/>
           <w:sz w:val="19"/>
         </w:rPr>
-        <w:t>Using the supplied MemberDNA Bronze-to-Silver data dictionary, actual Bronze schemas/DDL, source profiles, and approved reference tables, design and generate the Bronze-to-Silver pipeline for the Member Scaffold domain. Use the BIS, CCM, Facets, and Reltio Bronze sources. Retain raw payloads unchanged in Bronze; in Silver, parse and type the documented fields, deduplicate only with source-supported keys and effective dates, and document the entity-to-member crosswalk required for Reltio because its published dictionary contains ENTITY_ID but not MEMBER_ID. Produce the Bronze and Silver table designs, transformation logic, complete STTM, reconciliation tests, and a clearly labeled list of assumptions or gaps needing business approval.</w:t>
+        <w:t>Using the existing MemberDNA Bronze table brz_member_bis_scaffold, inspect its schema and representative data, then design and create the required Silver table tbl_member_bis_scaffold. No Bronze-to-Silver data dictionary is being provided, and no Silver table should be assumed to exist. Preserve member, subscriber, group, health-plan, enrollment-month, demographic, and indicator attributes from the raw source. Confirm the member-level grain, snapshot/effective-date behavior, source business key, and duplicate-treatment rule. Parse date and numerical attributes in Silver; do not replace or recalculate source member-month values. Produce the Bronze source assessment, Silver table design, transformation logic, complete STTM, reconciliation tests, and a clearly labeled list of assumptions or gaps needing business approval.</w:t>
       </w:r>
     </w:p>
     <w:p>
@@ -28569,7 +28569,340 @@
           <w:color w:val="2E74B5"/>
           <w:sz w:val="26"/>
         </w:rPr>
-        <w:t>2. Member SDOH</w:t>
+        <w:t>2. tbl_member_ccm_scaffold - Communication preferences</w:t>
+      </w:r>
+    </w:p>
+    <w:p>
+      <w:pPr>
+        <w:spacing w:after="40" w:line="276" w:lineRule="auto"/>
+      </w:pPr>
+      <w:r>
+        <w:rPr>
+          <w:rFonts w:ascii="Calibri" w:hAnsi="Calibri"/>
+          <w:b/>
+          <w:i w:val="0"/>
+          <w:color w:val="1F4D78"/>
+          <w:sz w:val="19"/>
+        </w:rPr>
+        <w:t xml:space="preserve">Target downstream Gold table: </w:t>
+      </w:r>
+      <w:r>
+        <w:rPr>
+          <w:rFonts w:ascii="Calibri" w:hAnsi="Calibri"/>
+          <w:b w:val="0"/>
+          <w:i w:val="0"/>
+          <w:color w:val="000000"/>
+          <w:sz w:val="19"/>
+        </w:rPr>
+        <w:t>tbl_member_scaffold</w:t>
+      </w:r>
+    </w:p>
+    <w:p>
+      <w:pPr>
+        <w:spacing w:after="40" w:line="276" w:lineRule="auto"/>
+      </w:pPr>
+      <w:r>
+        <w:rPr>
+          <w:rFonts w:ascii="Calibri" w:hAnsi="Calibri"/>
+          <w:b/>
+          <w:i w:val="0"/>
+          <w:color w:val="1F4D78"/>
+          <w:sz w:val="19"/>
+        </w:rPr>
+        <w:t xml:space="preserve">Business objective: </w:t>
+      </w:r>
+      <w:r>
+        <w:rPr>
+          <w:rFonts w:ascii="Calibri" w:hAnsi="Calibri"/>
+          <w:b w:val="0"/>
+          <w:i w:val="0"/>
+          <w:color w:val="000000"/>
+          <w:sz w:val="19"/>
+        </w:rPr>
+        <w:t>Create a standardized Silver communication-preference table from the CCM Bronze landing table.</w:t>
+      </w:r>
+    </w:p>
+    <w:p>
+      <w:pPr>
+        <w:spacing w:before="80" w:after="0"/>
+        <w:ind w:left="115" w:right="115"/>
+        <w:shd w:fill="FFF6DF"/>
+        <w:pBdr>
+          <w:top w:val="single" w:sz="6" w:space="4" w:color="D7A600"/>
+        </w:pBdr>
+      </w:pPr>
+      <w:r>
+        <w:rPr>
+          <w:rFonts w:ascii="Calibri" w:hAnsi="Calibri"/>
+          <w:b/>
+          <w:i w:val="0"/>
+          <w:color w:val="1F4D78"/>
+          <w:sz w:val="19"/>
+        </w:rPr>
+        <w:t>Prompt</w:t>
+      </w:r>
+    </w:p>
+    <w:p>
+      <w:pPr>
+        <w:spacing w:before="0" w:after="80" w:line="288" w:lineRule="auto"/>
+        <w:ind w:left="115" w:right="115"/>
+        <w:shd w:fill="FFF6DF"/>
+        <w:pBdr>
+          <w:bottom w:val="single" w:sz="6" w:space="4" w:color="D7A600"/>
+        </w:pBdr>
+      </w:pPr>
+      <w:r>
+        <w:rPr>
+          <w:rFonts w:ascii="Calibri" w:hAnsi="Calibri"/>
+          <w:b w:val="0"/>
+          <w:i w:val="0"/>
+          <w:color w:val="000000"/>
+          <w:sz w:val="19"/>
+        </w:rPr>
+        <w:t>Using the existing MemberDNA Bronze table brz_member_ccm_scaffold, inspect its schema and representative data, then design and create the required Silver table tbl_member_ccm_scaffold. No Bronze-to-Silver data dictionary is being provided, and no Silver table should be assumed to exist. Preserve every channel preference, digital profile identifier, and registration-date value with source lineage. Confirm whether a source record represents the current preference or a preference history, the applicable effective date, and the precedence rule when multiple records exist for a member. Do not translate preference values without an approved source value mapping. Produce the Bronze source assessment, Silver table design, transformation logic, complete STTM, reconciliation tests, and a clearly labeled list of assumptions or gaps needing business approval.</w:t>
+      </w:r>
+    </w:p>
+    <w:p>
+      <w:pPr>
+        <w:spacing w:after="60"/>
+      </w:pPr>
+    </w:p>
+    <w:p>
+      <w:pPr>
+        <w:pStyle w:val="Heading2"/>
+        <w:keepNext/>
+      </w:pPr>
+      <w:r>
+        <w:rPr>
+          <w:rFonts w:ascii="Calibri" w:hAnsi="Calibri"/>
+          <w:b/>
+          <w:i w:val="0"/>
+          <w:color w:val="2E74B5"/>
+          <w:sz w:val="26"/>
+        </w:rPr>
+        <w:t>3. tbl_member_facets_scaffold - Plan enrollment, LOB, and demographic enrichment</w:t>
+      </w:r>
+    </w:p>
+    <w:p>
+      <w:pPr>
+        <w:spacing w:after="40" w:line="276" w:lineRule="auto"/>
+      </w:pPr>
+      <w:r>
+        <w:rPr>
+          <w:rFonts w:ascii="Calibri" w:hAnsi="Calibri"/>
+          <w:b/>
+          <w:i w:val="0"/>
+          <w:color w:val="1F4D78"/>
+          <w:sz w:val="19"/>
+        </w:rPr>
+        <w:t xml:space="preserve">Target downstream Gold table: </w:t>
+      </w:r>
+      <w:r>
+        <w:rPr>
+          <w:rFonts w:ascii="Calibri" w:hAnsi="Calibri"/>
+          <w:b w:val="0"/>
+          <w:i w:val="0"/>
+          <w:color w:val="000000"/>
+          <w:sz w:val="19"/>
+        </w:rPr>
+        <w:t>tbl_member_scaffold</w:t>
+      </w:r>
+    </w:p>
+    <w:p>
+      <w:pPr>
+        <w:spacing w:after="40" w:line="276" w:lineRule="auto"/>
+      </w:pPr>
+      <w:r>
+        <w:rPr>
+          <w:rFonts w:ascii="Calibri" w:hAnsi="Calibri"/>
+          <w:b/>
+          <w:i w:val="0"/>
+          <w:color w:val="1F4D78"/>
+          <w:sz w:val="19"/>
+        </w:rPr>
+        <w:t xml:space="preserve">Business objective: </w:t>
+      </w:r>
+      <w:r>
+        <w:rPr>
+          <w:rFonts w:ascii="Calibri" w:hAnsi="Calibri"/>
+          <w:b w:val="0"/>
+          <w:i w:val="0"/>
+          <w:color w:val="000000"/>
+          <w:sz w:val="19"/>
+        </w:rPr>
+        <w:t>Create a standardized Silver plan-enrollment and member-enrichment table from the Facets Bronze landing table.</w:t>
+      </w:r>
+    </w:p>
+    <w:p>
+      <w:pPr>
+        <w:spacing w:before="80" w:after="0"/>
+        <w:ind w:left="115" w:right="115"/>
+        <w:shd w:fill="FFF6DF"/>
+        <w:pBdr>
+          <w:top w:val="single" w:sz="6" w:space="4" w:color="D7A600"/>
+        </w:pBdr>
+      </w:pPr>
+      <w:r>
+        <w:rPr>
+          <w:rFonts w:ascii="Calibri" w:hAnsi="Calibri"/>
+          <w:b/>
+          <w:i w:val="0"/>
+          <w:color w:val="1F4D78"/>
+          <w:sz w:val="19"/>
+        </w:rPr>
+        <w:t>Prompt</w:t>
+      </w:r>
+    </w:p>
+    <w:p>
+      <w:pPr>
+        <w:spacing w:before="0" w:after="80" w:line="288" w:lineRule="auto"/>
+        <w:ind w:left="115" w:right="115"/>
+        <w:shd w:fill="FFF6DF"/>
+        <w:pBdr>
+          <w:bottom w:val="single" w:sz="6" w:space="4" w:color="D7A600"/>
+        </w:pBdr>
+      </w:pPr>
+      <w:r>
+        <w:rPr>
+          <w:rFonts w:ascii="Calibri" w:hAnsi="Calibri"/>
+          <w:b w:val="0"/>
+          <w:i w:val="0"/>
+          <w:color w:val="000000"/>
+          <w:sz w:val="19"/>
+        </w:rPr>
+        <w:t>Using the existing MemberDNA Bronze table brz_member_facets_scaffold, inspect its schema and representative data, then design and create the required Silver table tbl_member_facets_scaffold. No Bronze-to-Silver data dictionary is being provided, and no Silver table should be assumed to exist. Preserve benefit-class, plan, subgroup, market/product LOB, race, ethnicity, language, and SDOH indicator attributes. Confirm the enrollment grain and effective-date behavior. Do not collapse medical, dental, vision, or pharmacy plan identifiers without an approved business rule; retain source codes and document any code-set mapping. Produce the Bronze source assessment, Silver table design, transformation logic, complete STTM, reconciliation tests, and a clearly labeled list of assumptions or gaps needing business approval.</w:t>
+      </w:r>
+    </w:p>
+    <w:p>
+      <w:pPr>
+        <w:spacing w:after="60"/>
+      </w:pPr>
+    </w:p>
+    <w:p>
+      <w:pPr>
+        <w:pStyle w:val="Heading2"/>
+        <w:keepNext/>
+      </w:pPr>
+      <w:r>
+        <w:rPr>
+          <w:rFonts w:ascii="Calibri" w:hAnsi="Calibri"/>
+          <w:b/>
+          <w:i w:val="0"/>
+          <w:color w:val="2E74B5"/>
+          <w:sz w:val="26"/>
+        </w:rPr>
+        <w:t>4. tbl_member_reltio_scaffold - Master identity and address</w:t>
+      </w:r>
+    </w:p>
+    <w:p>
+      <w:pPr>
+        <w:spacing w:after="40" w:line="276" w:lineRule="auto"/>
+      </w:pPr>
+      <w:r>
+        <w:rPr>
+          <w:rFonts w:ascii="Calibri" w:hAnsi="Calibri"/>
+          <w:b/>
+          <w:i w:val="0"/>
+          <w:color w:val="1F4D78"/>
+          <w:sz w:val="19"/>
+        </w:rPr>
+        <w:t xml:space="preserve">Target downstream Gold table: </w:t>
+      </w:r>
+      <w:r>
+        <w:rPr>
+          <w:rFonts w:ascii="Calibri" w:hAnsi="Calibri"/>
+          <w:b w:val="0"/>
+          <w:i w:val="0"/>
+          <w:color w:val="000000"/>
+          <w:sz w:val="19"/>
+        </w:rPr>
+        <w:t>tbl_member_scaffold</w:t>
+      </w:r>
+    </w:p>
+    <w:p>
+      <w:pPr>
+        <w:spacing w:after="40" w:line="276" w:lineRule="auto"/>
+      </w:pPr>
+      <w:r>
+        <w:rPr>
+          <w:rFonts w:ascii="Calibri" w:hAnsi="Calibri"/>
+          <w:b/>
+          <w:i w:val="0"/>
+          <w:color w:val="1F4D78"/>
+          <w:sz w:val="19"/>
+        </w:rPr>
+        <w:t xml:space="preserve">Business objective: </w:t>
+      </w:r>
+      <w:r>
+        <w:rPr>
+          <w:rFonts w:ascii="Calibri" w:hAnsi="Calibri"/>
+          <w:b w:val="0"/>
+          <w:i w:val="0"/>
+          <w:color w:val="000000"/>
+          <w:sz w:val="19"/>
+        </w:rPr>
+        <w:t>Create a standardized Silver master-data identity and address table from the Reltio Bronze landing table.</w:t>
+      </w:r>
+    </w:p>
+    <w:p>
+      <w:pPr>
+        <w:spacing w:before="80" w:after="0"/>
+        <w:ind w:left="115" w:right="115"/>
+        <w:shd w:fill="FFF6DF"/>
+        <w:pBdr>
+          <w:top w:val="single" w:sz="6" w:space="4" w:color="D7A600"/>
+        </w:pBdr>
+      </w:pPr>
+      <w:r>
+        <w:rPr>
+          <w:rFonts w:ascii="Calibri" w:hAnsi="Calibri"/>
+          <w:b/>
+          <w:i w:val="0"/>
+          <w:color w:val="1F4D78"/>
+          <w:sz w:val="19"/>
+        </w:rPr>
+        <w:t>Prompt</w:t>
+      </w:r>
+    </w:p>
+    <w:p>
+      <w:pPr>
+        <w:spacing w:before="0" w:after="80" w:line="288" w:lineRule="auto"/>
+        <w:ind w:left="115" w:right="115"/>
+        <w:shd w:fill="FFF6DF"/>
+        <w:pBdr>
+          <w:bottom w:val="single" w:sz="6" w:space="4" w:color="D7A600"/>
+        </w:pBdr>
+      </w:pPr>
+      <w:r>
+        <w:rPr>
+          <w:rFonts w:ascii="Calibri" w:hAnsi="Calibri"/>
+          <w:b w:val="0"/>
+          <w:i w:val="0"/>
+          <w:color w:val="000000"/>
+          <w:sz w:val="19"/>
+        </w:rPr>
+        <w:t>Using the existing MemberDNA Bronze table brz_member_reltio_scaffold, inspect its schema and representative data, then design and create the required Silver table tbl_member_reltio_scaffold. No Bronze-to-Silver data dictionary is being provided, and no Silver table should be assumed to exist. Preserve Reltio ENTITY_ID, identity, home, mailing, geocode, county, CBSA, census-tract, and block-group attributes. The published source dictionary does not include MEMBER_ID, so document the approved ENTITY_ID-to-MEMBER_ID crosswalk, match keys, survivorship rule, and effective-date handling before joining this table to member-grain outputs. Produce the Bronze source assessment, Silver table design, transformation logic, complete STTM, reconciliation tests, and a clearly labeled list of assumptions or gaps needing business approval.</w:t>
+      </w:r>
+    </w:p>
+    <w:p>
+      <w:pPr>
+        <w:spacing w:after="60"/>
+      </w:pPr>
+    </w:p>
+    <w:p>
+      <w:pPr>
+        <w:pStyle w:val="Heading2"/>
+        <w:keepNext/>
+      </w:pPr>
+      <w:r>
+        <w:rPr>
+          <w:rFonts w:ascii="Calibri" w:hAnsi="Calibri"/>
+          <w:b/>
+          <w:i w:val="0"/>
+          <w:color w:val="2E74B5"/>
+          <w:sz w:val="26"/>
+        </w:rPr>
+        <w:t>5. tbl_member_dnrmlzd_wide - Member geography bridge</w:t>
       </w:r>
     </w:p>
     <w:p>
@@ -28619,7 +28952,7 @@
           <w:color w:val="000000"/>
           <w:sz w:val="19"/>
         </w:rPr>
-        <w:t>Create standardized Silver geography and SDOH tables that enable a member-level neighborhood profile without altering the meaning or scale of source-provided SVI, ADI, or BISG measures.</w:t>
+        <w:t>Create a standardized Silver member geography bridge table from the denormalized-member Bronze landing table.</w:t>
       </w:r>
     </w:p>
     <w:p>
@@ -28659,7 +28992,7 @@
           <w:color w:val="000000"/>
           <w:sz w:val="19"/>
         </w:rPr>
-        <w:t>Using the supplied MemberDNA Bronze-to-Silver data dictionary, actual Bronze schemas/DDL, source profiles, and approved reference tables, design and generate the Bronze-to-Silver pipeline for the Member SDOH domain. Use the member geography and BIS SDOH Bronze sources. Validate census-tract identifiers, preserve source numerical measures, distinguish member-level from tract-level rows, and document the geographic linkage, timing, and any padding/normalization needed for FIPS/tract keys. Produce the Bronze and Silver table designs, transformation logic, complete STTM, reconciliation tests, and a clearly labeled list of assumptions or gaps needing business approval.</w:t>
+        <w:t>Using the existing MemberDNA Bronze table brz_member_dnrmlzd_wide, inspect its schema and representative data, then design and create the required Silver table tbl_member_dnrmlzd_wide. No Bronze-to-Silver data dictionary is being provided, and no Silver table should be assumed to exist. Preserve MEMBER_ID, census tract, ZIP, state, and county attributes. Confirm the source address type and as-of date used for each geography. Standardize/pad FIPS and census-tract identifiers only according to an approved geographic reference; retain the original raw values for reconciliation. Produce the Bronze source assessment, Silver table design, transformation logic, complete STTM, reconciliation tests, and a clearly labeled list of assumptions or gaps needing business approval.</w:t>
       </w:r>
     </w:p>
     <w:p>
@@ -28680,7 +29013,118 @@
           <w:color w:val="2E74B5"/>
           <w:sz w:val="26"/>
         </w:rPr>
-        <w:t>3. Member Event Cost</w:t>
+        <w:t>6. tbl_member_bis_sdoh - SDOH, SVI, ADI, and BISG</w:t>
+      </w:r>
+    </w:p>
+    <w:p>
+      <w:pPr>
+        <w:spacing w:after="40" w:line="276" w:lineRule="auto"/>
+      </w:pPr>
+      <w:r>
+        <w:rPr>
+          <w:rFonts w:ascii="Calibri" w:hAnsi="Calibri"/>
+          <w:b/>
+          <w:i w:val="0"/>
+          <w:color w:val="1F4D78"/>
+          <w:sz w:val="19"/>
+        </w:rPr>
+        <w:t xml:space="preserve">Target downstream Gold table: </w:t>
+      </w:r>
+      <w:r>
+        <w:rPr>
+          <w:rFonts w:ascii="Calibri" w:hAnsi="Calibri"/>
+          <w:b w:val="0"/>
+          <w:i w:val="0"/>
+          <w:color w:val="000000"/>
+          <w:sz w:val="19"/>
+        </w:rPr>
+        <w:t>tbl_member_sdoh</w:t>
+      </w:r>
+    </w:p>
+    <w:p>
+      <w:pPr>
+        <w:spacing w:after="40" w:line="276" w:lineRule="auto"/>
+      </w:pPr>
+      <w:r>
+        <w:rPr>
+          <w:rFonts w:ascii="Calibri" w:hAnsi="Calibri"/>
+          <w:b/>
+          <w:i w:val="0"/>
+          <w:color w:val="1F4D78"/>
+          <w:sz w:val="19"/>
+        </w:rPr>
+        <w:t xml:space="preserve">Business objective: </w:t>
+      </w:r>
+      <w:r>
+        <w:rPr>
+          <w:rFonts w:ascii="Calibri" w:hAnsi="Calibri"/>
+          <w:b w:val="0"/>
+          <w:i w:val="0"/>
+          <w:color w:val="000000"/>
+          <w:sz w:val="19"/>
+        </w:rPr>
+        <w:t>Create a standardized Silver SDOH reference table from the BIS SDOH Bronze landing table.</w:t>
+      </w:r>
+    </w:p>
+    <w:p>
+      <w:pPr>
+        <w:spacing w:before="80" w:after="0"/>
+        <w:ind w:left="115" w:right="115"/>
+        <w:shd w:fill="FFF6DF"/>
+        <w:pBdr>
+          <w:top w:val="single" w:sz="6" w:space="4" w:color="D7A600"/>
+        </w:pBdr>
+      </w:pPr>
+      <w:r>
+        <w:rPr>
+          <w:rFonts w:ascii="Calibri" w:hAnsi="Calibri"/>
+          <w:b/>
+          <w:i w:val="0"/>
+          <w:color w:val="1F4D78"/>
+          <w:sz w:val="19"/>
+        </w:rPr>
+        <w:t>Prompt</w:t>
+      </w:r>
+    </w:p>
+    <w:p>
+      <w:pPr>
+        <w:spacing w:before="0" w:after="80" w:line="288" w:lineRule="auto"/>
+        <w:ind w:left="115" w:right="115"/>
+        <w:shd w:fill="FFF6DF"/>
+        <w:pBdr>
+          <w:bottom w:val="single" w:sz="6" w:space="4" w:color="D7A600"/>
+        </w:pBdr>
+      </w:pPr>
+      <w:r>
+        <w:rPr>
+          <w:rFonts w:ascii="Calibri" w:hAnsi="Calibri"/>
+          <w:b w:val="0"/>
+          <w:i w:val="0"/>
+          <w:color w:val="000000"/>
+          <w:sz w:val="19"/>
+        </w:rPr>
+        <w:t>Using the existing MemberDNA Bronze table brz_member_bis_sdoh, inspect its schema and representative data, then design and create the required Silver table tbl_member_bis_sdoh. No Bronze-to-Silver data dictionary is being provided, and no Silver table should be assumed to exist. Preserve source geography, population, socioeconomic measures, SVI themes, ADI values, and BISG imputed race/ethnicity probabilities. Confirm whether each row is tract-level or member-level and whether it is versioned by period. Do not recompute percentages, scores, ranks, or probabilities unless an approved source calculation is supplied. Produce the Bronze source assessment, Silver table design, transformation logic, complete STTM, reconciliation tests, and a clearly labeled list of assumptions or gaps needing business approval.</w:t>
+      </w:r>
+    </w:p>
+    <w:p>
+      <w:pPr>
+        <w:spacing w:after="60"/>
+      </w:pPr>
+    </w:p>
+    <w:p>
+      <w:pPr>
+        <w:pStyle w:val="Heading2"/>
+        <w:keepNext/>
+      </w:pPr>
+      <w:r>
+        <w:rPr>
+          <w:rFonts w:ascii="Calibri" w:hAnsi="Calibri"/>
+          <w:b/>
+          <w:i w:val="0"/>
+          <w:color w:val="2E74B5"/>
+          <w:sz w:val="26"/>
+        </w:rPr>
+        <w:t>7. tbl_member_bis_ip_events - Inpatient events</w:t>
       </w:r>
     </w:p>
     <w:p>
@@ -28730,7 +29174,7 @@
           <w:color w:val="000000"/>
           <w:sz w:val="19"/>
         </w:rPr>
-        <w:t>Create standardized Silver inpatient and outpatient event tables for downstream utilization and cost analytics.</w:t>
+        <w:t>Create a standardized Silver inpatient-events table from the BIS inpatient Bronze landing table.</w:t>
       </w:r>
     </w:p>
     <w:p>
@@ -28770,7 +29214,7 @@
           <w:color w:val="000000"/>
           <w:sz w:val="19"/>
         </w:rPr>
-        <w:t>Using the supplied MemberDNA Bronze-to-Silver data dictionary, actual Bronze schemas/DDL, source profiles, and approved reference tables, design and generate the Bronze-to-Silver pipeline for the Member Event Cost domain. Use the BIS inpatient and outpatient Bronze sources. Establish source grain (admission/event/member period), parse dates and amounts, retain source-provided NYU classifications and readmission indicators, and prevent accidental aggregation or loss of members occurring in one event source only. Produce the Bronze and Silver table designs, transformation logic, complete STTM, reconciliation tests, and a clearly labeled list of assumptions or gaps needing business approval.</w:t>
+        <w:t>Using the existing MemberDNA Bronze table brz_member_bis_ip_events, inspect its schema and representative data, then design and create the required Silver table tbl_member_bis_ip_events. No Bronze-to-Silver data dictionary is being provided, and no Silver table should be assumed to exist. Confirm whether raw rows are admissions, claims, or member-period summaries. Preserve admission/discharge dates, length of stay, billed/allowed/paid amounts, claims, readmission fields, and specialty days. Parse dates and amounts in Silver, validate discharge after admission where applicable, and retain records that fail parsing in quarantine with source lineage. Produce the Bronze source assessment, Silver table design, transformation logic, complete STTM, reconciliation tests, and a clearly labeled list of assumptions or gaps needing business approval.</w:t>
       </w:r>
     </w:p>
     <w:p>
@@ -28791,7 +29235,118 @@
           <w:color w:val="2E74B5"/>
           <w:sz w:val="26"/>
         </w:rPr>
-        <w:t>4. Clinical Conditions and Risk Scores</w:t>
+        <w:t>8. tbl_member_bis_op_events - Outpatient events</w:t>
+      </w:r>
+    </w:p>
+    <w:p>
+      <w:pPr>
+        <w:spacing w:after="40" w:line="276" w:lineRule="auto"/>
+      </w:pPr>
+      <w:r>
+        <w:rPr>
+          <w:rFonts w:ascii="Calibri" w:hAnsi="Calibri"/>
+          <w:b/>
+          <w:i w:val="0"/>
+          <w:color w:val="1F4D78"/>
+          <w:sz w:val="19"/>
+        </w:rPr>
+        <w:t xml:space="preserve">Target downstream Gold table: </w:t>
+      </w:r>
+      <w:r>
+        <w:rPr>
+          <w:rFonts w:ascii="Calibri" w:hAnsi="Calibri"/>
+          <w:b w:val="0"/>
+          <w:i w:val="0"/>
+          <w:color w:val="000000"/>
+          <w:sz w:val="19"/>
+        </w:rPr>
+        <w:t>tbl_member_event_cost</w:t>
+      </w:r>
+    </w:p>
+    <w:p>
+      <w:pPr>
+        <w:spacing w:after="40" w:line="276" w:lineRule="auto"/>
+      </w:pPr>
+      <w:r>
+        <w:rPr>
+          <w:rFonts w:ascii="Calibri" w:hAnsi="Calibri"/>
+          <w:b/>
+          <w:i w:val="0"/>
+          <w:color w:val="1F4D78"/>
+          <w:sz w:val="19"/>
+        </w:rPr>
+        <w:t xml:space="preserve">Business objective: </w:t>
+      </w:r>
+      <w:r>
+        <w:rPr>
+          <w:rFonts w:ascii="Calibri" w:hAnsi="Calibri"/>
+          <w:b w:val="0"/>
+          <w:i w:val="0"/>
+          <w:color w:val="000000"/>
+          <w:sz w:val="19"/>
+        </w:rPr>
+        <w:t>Create a standardized Silver outpatient-events table from the BIS outpatient Bronze landing table.</w:t>
+      </w:r>
+    </w:p>
+    <w:p>
+      <w:pPr>
+        <w:spacing w:before="80" w:after="0"/>
+        <w:ind w:left="115" w:right="115"/>
+        <w:shd w:fill="FFF6DF"/>
+        <w:pBdr>
+          <w:top w:val="single" w:sz="6" w:space="4" w:color="D7A600"/>
+        </w:pBdr>
+      </w:pPr>
+      <w:r>
+        <w:rPr>
+          <w:rFonts w:ascii="Calibri" w:hAnsi="Calibri"/>
+          <w:b/>
+          <w:i w:val="0"/>
+          <w:color w:val="1F4D78"/>
+          <w:sz w:val="19"/>
+        </w:rPr>
+        <w:t>Prompt</w:t>
+      </w:r>
+    </w:p>
+    <w:p>
+      <w:pPr>
+        <w:spacing w:before="0" w:after="80" w:line="288" w:lineRule="auto"/>
+        <w:ind w:left="115" w:right="115"/>
+        <w:shd w:fill="FFF6DF"/>
+        <w:pBdr>
+          <w:bottom w:val="single" w:sz="6" w:space="4" w:color="D7A600"/>
+        </w:pBdr>
+      </w:pPr>
+      <w:r>
+        <w:rPr>
+          <w:rFonts w:ascii="Calibri" w:hAnsi="Calibri"/>
+          <w:b w:val="0"/>
+          <w:i w:val="0"/>
+          <w:color w:val="000000"/>
+          <w:sz w:val="19"/>
+        </w:rPr>
+        <w:t>Using the existing MemberDNA Bronze table brz_member_bis_op_events, inspect its schema and representative data, then design and create the required Silver table tbl_member_bis_op_events. No Bronze-to-Silver data dictionary is being provided, and no Silver table should be assumed to exist. Preserve event, ER, surgery, cost, claims, ASC, and NYU classification measures. Confirm the source time period and whether measures are event-level or already member-aggregated. Retain the source-provided NYU percentages and classification meaning; do not aggregate, calculate, or replace them without a documented rule. Produce the Bronze source assessment, Silver table design, transformation logic, complete STTM, reconciliation tests, and a clearly labeled list of assumptions or gaps needing business approval.</w:t>
+      </w:r>
+    </w:p>
+    <w:p>
+      <w:pPr>
+        <w:spacing w:after="60"/>
+      </w:pPr>
+    </w:p>
+    <w:p>
+      <w:pPr>
+        <w:pStyle w:val="Heading2"/>
+        <w:keepNext/>
+      </w:pPr>
+      <w:r>
+        <w:rPr>
+          <w:rFonts w:ascii="Calibri" w:hAnsi="Calibri"/>
+          <w:b/>
+          <w:i w:val="0"/>
+          <w:color w:val="2E74B5"/>
+          <w:sz w:val="26"/>
+        </w:rPr>
+        <w:t>9. tbl_member_bis_dxcg_v6_clinical_condition - DxCG v6 clinical conditions</w:t>
       </w:r>
     </w:p>
     <w:p>
@@ -28841,7 +29396,7 @@
           <w:color w:val="000000"/>
           <w:sz w:val="19"/>
         </w:rPr>
-        <w:t>Create standardized Silver DxCG clinical-condition, risk-score, and diagnosis-based risk-factor tables that preserve the vendor-provided meaning of condition flags and risk measures.</w:t>
+        <w:t>Create a standardized Silver DxCG v6 clinical-condition table from the Bronze landing table.</w:t>
       </w:r>
     </w:p>
     <w:p>
@@ -28881,7 +29436,7 @@
           <w:color w:val="000000"/>
           <w:sz w:val="19"/>
         </w:rPr>
-        <w:t>Using the supplied MemberDNA Bronze-to-Silver data dictionary, actual Bronze schemas/DDL, source profiles, and approved reference tables, design and generate the Bronze-to-Silver pipeline for the Clinical Conditions and Risk Scores domain. Use the three clinical Bronze sources. Preserve ACHCC category identifiers and all published risk measures; validate whether each source is member-level or has an additional model/period dimension; do not infer medication-adherence calculations from these sources. Document any period, model-version, or category crosswalk needed downstream. Produce the Bronze and Silver table designs, transformation logic, complete STTM, reconciliation tests, and a clearly labeled list of assumptions or gaps needing business approval.</w:t>
+        <w:t>Using the existing MemberDNA Bronze table brz_member_bis_dxcg_v6_clinical_condition, inspect its schema and representative data, then design and create the required Silver table tbl_member_bis_dxcg_v6_clinical_condition. No Bronze-to-Silver data dictionary is being provided, and no Silver table should be assumed to exist. Preserve MEMBER_ID, DXCG_MODEL_POP, and all 31 ACHCC fields as distinct indicators. Confirm the model version, population, scoring period, source grain, and allowable flag values. Do not collapse ACHCC_1 through ACHCC_31 to a single attribute or infer clinical-condition meaning beyond the supplied source dictionary. Produce the Bronze source assessment, Silver table design, transformation logic, complete STTM, reconciliation tests, and a clearly labeled list of assumptions or gaps needing business approval.</w:t>
       </w:r>
     </w:p>
     <w:p>
@@ -28902,7 +29457,229 @@
           <w:color w:val="2E74B5"/>
           <w:sz w:val="26"/>
         </w:rPr>
-        <w:t>5. Financials and Claims</w:t>
+        <w:t>10. tbl_member_bis_dxcg_v6_risk_scores - DxCG risk scores</w:t>
+      </w:r>
+    </w:p>
+    <w:p>
+      <w:pPr>
+        <w:spacing w:after="40" w:line="276" w:lineRule="auto"/>
+      </w:pPr>
+      <w:r>
+        <w:rPr>
+          <w:rFonts w:ascii="Calibri" w:hAnsi="Calibri"/>
+          <w:b/>
+          <w:i w:val="0"/>
+          <w:color w:val="1F4D78"/>
+          <w:sz w:val="19"/>
+        </w:rPr>
+        <w:t xml:space="preserve">Target downstream Gold table: </w:t>
+      </w:r>
+      <w:r>
+        <w:rPr>
+          <w:rFonts w:ascii="Calibri" w:hAnsi="Calibri"/>
+          <w:b w:val="0"/>
+          <w:i w:val="0"/>
+          <w:color w:val="000000"/>
+          <w:sz w:val="19"/>
+        </w:rPr>
+        <w:t>tbl_member_clinicalcondition_and_riskscores</w:t>
+      </w:r>
+    </w:p>
+    <w:p>
+      <w:pPr>
+        <w:spacing w:after="40" w:line="276" w:lineRule="auto"/>
+      </w:pPr>
+      <w:r>
+        <w:rPr>
+          <w:rFonts w:ascii="Calibri" w:hAnsi="Calibri"/>
+          <w:b/>
+          <w:i w:val="0"/>
+          <w:color w:val="1F4D78"/>
+          <w:sz w:val="19"/>
+        </w:rPr>
+        <w:t xml:space="preserve">Business objective: </w:t>
+      </w:r>
+      <w:r>
+        <w:rPr>
+          <w:rFonts w:ascii="Calibri" w:hAnsi="Calibri"/>
+          <w:b w:val="0"/>
+          <w:i w:val="0"/>
+          <w:color w:val="000000"/>
+          <w:sz w:val="19"/>
+        </w:rPr>
+        <w:t>Create a standardized Silver DxCG risk-score table from the Bronze landing table.</w:t>
+      </w:r>
+    </w:p>
+    <w:p>
+      <w:pPr>
+        <w:spacing w:before="80" w:after="0"/>
+        <w:ind w:left="115" w:right="115"/>
+        <w:shd w:fill="FFF6DF"/>
+        <w:pBdr>
+          <w:top w:val="single" w:sz="6" w:space="4" w:color="D7A600"/>
+        </w:pBdr>
+      </w:pPr>
+      <w:r>
+        <w:rPr>
+          <w:rFonts w:ascii="Calibri" w:hAnsi="Calibri"/>
+          <w:b/>
+          <w:i w:val="0"/>
+          <w:color w:val="1F4D78"/>
+          <w:sz w:val="19"/>
+        </w:rPr>
+        <w:t>Prompt</w:t>
+      </w:r>
+    </w:p>
+    <w:p>
+      <w:pPr>
+        <w:spacing w:before="0" w:after="80" w:line="288" w:lineRule="auto"/>
+        <w:ind w:left="115" w:right="115"/>
+        <w:shd w:fill="FFF6DF"/>
+        <w:pBdr>
+          <w:bottom w:val="single" w:sz="6" w:space="4" w:color="D7A600"/>
+        </w:pBdr>
+      </w:pPr>
+      <w:r>
+        <w:rPr>
+          <w:rFonts w:ascii="Calibri" w:hAnsi="Calibri"/>
+          <w:b w:val="0"/>
+          <w:i w:val="0"/>
+          <w:color w:val="000000"/>
+          <w:sz w:val="19"/>
+        </w:rPr>
+        <w:t>Using the existing MemberDNA Bronze table brz_member_bis_dxcg_v6_risk_scores, inspect its schema and representative data, then design and create the required Silver table tbl_member_bis_dxcg_v6_risk_scores. No Bronze-to-Silver data dictionary is being provided, and no Silver table should be assumed to exist. Preserve clinical category, clinical-condition group, cost category, and concurrent/prospective medical risk measures. Confirm whether rows are member-level, category-level, model-level, or period-level before deduplication. Preserve risk score scale and vendor meaning; do not calculate replacements or select a winner without a documented source-precedence rule. Produce the Bronze source assessment, Silver table design, transformation logic, complete STTM, reconciliation tests, and a clearly labeled list of assumptions or gaps needing business approval.</w:t>
+      </w:r>
+    </w:p>
+    <w:p>
+      <w:pPr>
+        <w:spacing w:after="60"/>
+      </w:pPr>
+    </w:p>
+    <w:p>
+      <w:pPr>
+        <w:pStyle w:val="Heading2"/>
+        <w:keepNext/>
+      </w:pPr>
+      <w:r>
+        <w:rPr>
+          <w:rFonts w:ascii="Calibri" w:hAnsi="Calibri"/>
+          <w:b/>
+          <w:i w:val="0"/>
+          <w:color w:val="2E74B5"/>
+          <w:sz w:val="26"/>
+        </w:rPr>
+        <w:t>11. tbl_member_bis_dx_risk_factors - Diagnosis-based risk factors</w:t>
+      </w:r>
+    </w:p>
+    <w:p>
+      <w:pPr>
+        <w:spacing w:after="40" w:line="276" w:lineRule="auto"/>
+      </w:pPr>
+      <w:r>
+        <w:rPr>
+          <w:rFonts w:ascii="Calibri" w:hAnsi="Calibri"/>
+          <w:b/>
+          <w:i w:val="0"/>
+          <w:color w:val="1F4D78"/>
+          <w:sz w:val="19"/>
+        </w:rPr>
+        <w:t xml:space="preserve">Target downstream Gold table: </w:t>
+      </w:r>
+      <w:r>
+        <w:rPr>
+          <w:rFonts w:ascii="Calibri" w:hAnsi="Calibri"/>
+          <w:b w:val="0"/>
+          <w:i w:val="0"/>
+          <w:color w:val="000000"/>
+          <w:sz w:val="19"/>
+        </w:rPr>
+        <w:t>tbl_member_clinicalcondition_and_riskscores</w:t>
+      </w:r>
+    </w:p>
+    <w:p>
+      <w:pPr>
+        <w:spacing w:after="40" w:line="276" w:lineRule="auto"/>
+      </w:pPr>
+      <w:r>
+        <w:rPr>
+          <w:rFonts w:ascii="Calibri" w:hAnsi="Calibri"/>
+          <w:b/>
+          <w:i w:val="0"/>
+          <w:color w:val="1F4D78"/>
+          <w:sz w:val="19"/>
+        </w:rPr>
+        <w:t xml:space="preserve">Business objective: </w:t>
+      </w:r>
+      <w:r>
+        <w:rPr>
+          <w:rFonts w:ascii="Calibri" w:hAnsi="Calibri"/>
+          <w:b w:val="0"/>
+          <w:i w:val="0"/>
+          <w:color w:val="000000"/>
+          <w:sz w:val="19"/>
+        </w:rPr>
+        <w:t>Create a standardized Silver diagnosis-based risk-factor table from the Bronze landing table.</w:t>
+      </w:r>
+    </w:p>
+    <w:p>
+      <w:pPr>
+        <w:spacing w:before="80" w:after="0"/>
+        <w:ind w:left="115" w:right="115"/>
+        <w:shd w:fill="FFF6DF"/>
+        <w:pBdr>
+          <w:top w:val="single" w:sz="6" w:space="4" w:color="D7A600"/>
+        </w:pBdr>
+      </w:pPr>
+      <w:r>
+        <w:rPr>
+          <w:rFonts w:ascii="Calibri" w:hAnsi="Calibri"/>
+          <w:b/>
+          <w:i w:val="0"/>
+          <w:color w:val="1F4D78"/>
+          <w:sz w:val="19"/>
+        </w:rPr>
+        <w:t>Prompt</w:t>
+      </w:r>
+    </w:p>
+    <w:p>
+      <w:pPr>
+        <w:spacing w:before="0" w:after="80" w:line="288" w:lineRule="auto"/>
+        <w:ind w:left="115" w:right="115"/>
+        <w:shd w:fill="FFF6DF"/>
+        <w:pBdr>
+          <w:bottom w:val="single" w:sz="6" w:space="4" w:color="D7A600"/>
+        </w:pBdr>
+      </w:pPr>
+      <w:r>
+        <w:rPr>
+          <w:rFonts w:ascii="Calibri" w:hAnsi="Calibri"/>
+          <w:b w:val="0"/>
+          <w:i w:val="0"/>
+          <w:color w:val="000000"/>
+          <w:sz w:val="19"/>
+        </w:rPr>
+        <w:t>Using the existing MemberDNA Bronze table brz_member_bis_dx_risk_factors, inspect its schema and representative data, then design and create the required Silver table tbl_member_bis_dx_risk_factors. No Bronze-to-Silver data dictionary is being provided, and no Silver table should be assumed to exist. Preserve all diagnosis-history and functional-risk indicators, including homebound, alcohol, smoking, osteopenia, gait, neurological deficit, weakness, debility, fall, and mobility attributes. Confirm the source observation period and flag coding. Normalize only approved indicator representations, retaining raw values and an exception record for invalid codes. Produce the Bronze source assessment, Silver table design, transformation logic, complete STTM, reconciliation tests, and a clearly labeled list of assumptions or gaps needing business approval.</w:t>
+      </w:r>
+    </w:p>
+    <w:p>
+      <w:pPr>
+        <w:spacing w:after="60"/>
+      </w:pPr>
+    </w:p>
+    <w:p>
+      <w:pPr>
+        <w:pStyle w:val="Heading2"/>
+        <w:keepNext/>
+      </w:pPr>
+      <w:r>
+        <w:rPr>
+          <w:rFonts w:ascii="Calibri" w:hAnsi="Calibri"/>
+          <w:b/>
+          <w:i w:val="0"/>
+          <w:color w:val="2E74B5"/>
+          <w:sz w:val="26"/>
+        </w:rPr>
+        <w:t>12. tbl_member_bis_cost - Medical cost summary</w:t>
       </w:r>
     </w:p>
     <w:p>
@@ -28952,7 +29729,7 @@
           <w:color w:val="000000"/>
           <w:sz w:val="19"/>
         </w:rPr>
-        <w:t>Create standardized Silver medical-cost, pharmacy-summary, and pharmacy fill-detail tables for financial, utilization, and medication-adherence analytics.</w:t>
+        <w:t>Create a standardized Silver medical cost-summary table from the Bronze landing table.</w:t>
       </w:r>
     </w:p>
     <w:p>
@@ -28992,7 +29769,229 @@
           <w:color w:val="000000"/>
           <w:sz w:val="19"/>
         </w:rPr>
-        <w:t>Using the supplied MemberDNA Bronze-to-Silver data dictionary, actual Bronze schemas/DDL, source profiles, and approved reference tables, design and generate the Bronze-to-Silver pipeline for the Financials and Claims domain. Use the three financial Bronze sources. Preserve source-provided totals, PMPM values, and percentages; parse fills and days supply without recalculating PDC unless a measurement period, drug-class criteria, overlap rule, and denominator are documented. Keep fill-level detail distinct from aggregated member summaries. Produce the Bronze and Silver table designs, transformation logic, complete STTM, reconciliation tests, and a clearly labeled list of assumptions or gaps needing business approval.</w:t>
+        <w:t>Using the existing MemberDNA Bronze table brz_member_bis_cost, inspect its schema and representative data, then design and create the required Silver table tbl_member_bis_cost. No Bronze-to-Silver data dictionary is being provided, and no Silver table should be assumed to exist. Preserve claim counts, paid amounts, total expenditure, medical spend, PMPM, and cost-mix measures. Confirm the member period and eligibility denominator used by source PMPM fields. Do not recompute totals, PMPM, or percentages in Silver unless the source calculation and required inputs are documented and approved. Produce the Bronze source assessment, Silver table design, transformation logic, complete STTM, reconciliation tests, and a clearly labeled list of assumptions or gaps needing business approval.</w:t>
+      </w:r>
+    </w:p>
+    <w:p>
+      <w:pPr>
+        <w:spacing w:after="60"/>
+      </w:pPr>
+    </w:p>
+    <w:p>
+      <w:pPr>
+        <w:pStyle w:val="Heading2"/>
+        <w:keepNext/>
+      </w:pPr>
+      <w:r>
+        <w:rPr>
+          <w:rFonts w:ascii="Calibri" w:hAnsi="Calibri"/>
+          <w:b/>
+          <w:i w:val="0"/>
+          <w:color w:val="2E74B5"/>
+          <w:sz w:val="26"/>
+        </w:rPr>
+        <w:t>13. tbl_member_bis_rx_clms - Pharmacy claims summary</w:t>
+      </w:r>
+    </w:p>
+    <w:p>
+      <w:pPr>
+        <w:spacing w:after="40" w:line="276" w:lineRule="auto"/>
+      </w:pPr>
+      <w:r>
+        <w:rPr>
+          <w:rFonts w:ascii="Calibri" w:hAnsi="Calibri"/>
+          <w:b/>
+          <w:i w:val="0"/>
+          <w:color w:val="1F4D78"/>
+          <w:sz w:val="19"/>
+        </w:rPr>
+        <w:t xml:space="preserve">Target downstream Gold table: </w:t>
+      </w:r>
+      <w:r>
+        <w:rPr>
+          <w:rFonts w:ascii="Calibri" w:hAnsi="Calibri"/>
+          <w:b w:val="0"/>
+          <w:i w:val="0"/>
+          <w:color w:val="000000"/>
+          <w:sz w:val="19"/>
+        </w:rPr>
+        <w:t>tbl_member_bis_financials_and_claims</w:t>
+      </w:r>
+    </w:p>
+    <w:p>
+      <w:pPr>
+        <w:spacing w:after="40" w:line="276" w:lineRule="auto"/>
+      </w:pPr>
+      <w:r>
+        <w:rPr>
+          <w:rFonts w:ascii="Calibri" w:hAnsi="Calibri"/>
+          <w:b/>
+          <w:i w:val="0"/>
+          <w:color w:val="1F4D78"/>
+          <w:sz w:val="19"/>
+        </w:rPr>
+        <w:t xml:space="preserve">Business objective: </w:t>
+      </w:r>
+      <w:r>
+        <w:rPr>
+          <w:rFonts w:ascii="Calibri" w:hAnsi="Calibri"/>
+          <w:b w:val="0"/>
+          <w:i w:val="0"/>
+          <w:color w:val="000000"/>
+          <w:sz w:val="19"/>
+        </w:rPr>
+        <w:t>Create a standardized Silver pharmacy claims-summary table from the Bronze landing table.</w:t>
+      </w:r>
+    </w:p>
+    <w:p>
+      <w:pPr>
+        <w:spacing w:before="80" w:after="0"/>
+        <w:ind w:left="115" w:right="115"/>
+        <w:shd w:fill="FFF6DF"/>
+        <w:pBdr>
+          <w:top w:val="single" w:sz="6" w:space="4" w:color="D7A600"/>
+        </w:pBdr>
+      </w:pPr>
+      <w:r>
+        <w:rPr>
+          <w:rFonts w:ascii="Calibri" w:hAnsi="Calibri"/>
+          <w:b/>
+          <w:i w:val="0"/>
+          <w:color w:val="1F4D78"/>
+          <w:sz w:val="19"/>
+        </w:rPr>
+        <w:t>Prompt</w:t>
+      </w:r>
+    </w:p>
+    <w:p>
+      <w:pPr>
+        <w:spacing w:before="0" w:after="80" w:line="288" w:lineRule="auto"/>
+        <w:ind w:left="115" w:right="115"/>
+        <w:shd w:fill="FFF6DF"/>
+        <w:pBdr>
+          <w:bottom w:val="single" w:sz="6" w:space="4" w:color="D7A600"/>
+        </w:pBdr>
+      </w:pPr>
+      <w:r>
+        <w:rPr>
+          <w:rFonts w:ascii="Calibri" w:hAnsi="Calibri"/>
+          <w:b w:val="0"/>
+          <w:i w:val="0"/>
+          <w:color w:val="000000"/>
+          <w:sz w:val="19"/>
+        </w:rPr>
+        <w:t>Using the existing MemberDNA Bronze table brz_member_bis_rx_clms, inspect its schema and representative data, then design and create the required Silver table tbl_member_bis_rx_clms. No Bronze-to-Silver data dictionary is being provided, and no Silver table should be assumed to exist. Preserve claim reference, annual days supply, fill counts, allowed/cost-share amounts, channel counts, and distinct drug counts. Confirm the annual/quarterly reporting period, member grain, and code-system meaning for GCN/NDC counts. Parse numerical fields while retaining raw source values for reconciliation. Produce the Bronze source assessment, Silver table design, transformation logic, complete STTM, reconciliation tests, and a clearly labeled list of assumptions or gaps needing business approval.</w:t>
+      </w:r>
+    </w:p>
+    <w:p>
+      <w:pPr>
+        <w:spacing w:after="60"/>
+      </w:pPr>
+    </w:p>
+    <w:p>
+      <w:pPr>
+        <w:pStyle w:val="Heading2"/>
+        <w:keepNext/>
+      </w:pPr>
+      <w:r>
+        <w:rPr>
+          <w:rFonts w:ascii="Calibri" w:hAnsi="Calibri"/>
+          <w:b/>
+          <w:i w:val="0"/>
+          <w:color w:val="2E74B5"/>
+          <w:sz w:val="26"/>
+        </w:rPr>
+        <w:t>14. tbl_member_bis_rx_pdc_clms - Pharmacy fill detail for PDC</w:t>
+      </w:r>
+    </w:p>
+    <w:p>
+      <w:pPr>
+        <w:spacing w:after="40" w:line="276" w:lineRule="auto"/>
+      </w:pPr>
+      <w:r>
+        <w:rPr>
+          <w:rFonts w:ascii="Calibri" w:hAnsi="Calibri"/>
+          <w:b/>
+          <w:i w:val="0"/>
+          <w:color w:val="1F4D78"/>
+          <w:sz w:val="19"/>
+        </w:rPr>
+        <w:t xml:space="preserve">Target downstream Gold table: </w:t>
+      </w:r>
+      <w:r>
+        <w:rPr>
+          <w:rFonts w:ascii="Calibri" w:hAnsi="Calibri"/>
+          <w:b w:val="0"/>
+          <w:i w:val="0"/>
+          <w:color w:val="000000"/>
+          <w:sz w:val="19"/>
+        </w:rPr>
+        <w:t>tbl_member_bis_financials_and_claims and tbl_member_clinicalcondition_and_riskscores</w:t>
+      </w:r>
+    </w:p>
+    <w:p>
+      <w:pPr>
+        <w:spacing w:after="40" w:line="276" w:lineRule="auto"/>
+      </w:pPr>
+      <w:r>
+        <w:rPr>
+          <w:rFonts w:ascii="Calibri" w:hAnsi="Calibri"/>
+          <w:b/>
+          <w:i w:val="0"/>
+          <w:color w:val="1F4D78"/>
+          <w:sz w:val="19"/>
+        </w:rPr>
+        <w:t xml:space="preserve">Business objective: </w:t>
+      </w:r>
+      <w:r>
+        <w:rPr>
+          <w:rFonts w:ascii="Calibri" w:hAnsi="Calibri"/>
+          <w:b w:val="0"/>
+          <w:i w:val="0"/>
+          <w:color w:val="000000"/>
+          <w:sz w:val="19"/>
+        </w:rPr>
+        <w:t>Create a standardized Silver pharmacy fill-detail table from the Bronze landing table.</w:t>
+      </w:r>
+    </w:p>
+    <w:p>
+      <w:pPr>
+        <w:spacing w:before="80" w:after="0"/>
+        <w:ind w:left="115" w:right="115"/>
+        <w:shd w:fill="FFF6DF"/>
+        <w:pBdr>
+          <w:top w:val="single" w:sz="6" w:space="4" w:color="D7A600"/>
+        </w:pBdr>
+      </w:pPr>
+      <w:r>
+        <w:rPr>
+          <w:rFonts w:ascii="Calibri" w:hAnsi="Calibri"/>
+          <w:b/>
+          <w:i w:val="0"/>
+          <w:color w:val="1F4D78"/>
+          <w:sz w:val="19"/>
+        </w:rPr>
+        <w:t>Prompt</w:t>
+      </w:r>
+    </w:p>
+    <w:p>
+      <w:pPr>
+        <w:spacing w:before="0" w:after="80" w:line="288" w:lineRule="auto"/>
+        <w:ind w:left="115" w:right="115"/>
+        <w:shd w:fill="FFF6DF"/>
+        <w:pBdr>
+          <w:bottom w:val="single" w:sz="6" w:space="4" w:color="D7A600"/>
+        </w:pBdr>
+      </w:pPr>
+      <w:r>
+        <w:rPr>
+          <w:rFonts w:ascii="Calibri" w:hAnsi="Calibri"/>
+          <w:b w:val="0"/>
+          <w:i w:val="0"/>
+          <w:color w:val="000000"/>
+          <w:sz w:val="19"/>
+        </w:rPr>
+        <w:t>Using the existing MemberDNA Bronze table brz_member_bis_rx_pdc_clms, inspect its schema and representative data, then design and create the required Silver table tbl_member_bis_rx_pdc_clms. No Bronze-to-Silver data dictionary is being provided, and no Silver table should be assumed to exist. Preserve each member, fill date, days supply, first-fill date, running days supply, drug class, NDC, generic name, and channel flag. Confirm fill-level grain, drug-class mapping, date format, reversals/voids, overlap handling, and measurement period. Do not calculate PDC or adherence in the Bronze-to-Silver step unless the approved calculation contract is supplied. Produce the Bronze source assessment, Silver table design, transformation logic, complete STTM, reconciliation tests, and a clearly labeled list of assumptions or gaps needing business approval.</w:t>
       </w:r>
     </w:p>
     <w:p>
@@ -29028,7 +30027,7 @@
           <w:color w:val="000000"/>
           <w:sz w:val="21"/>
         </w:rPr>
-        <w:t>Provide this document; actual raw source DDL or API/file schemas; representative payloads including edge cases; source data-quality profile; CDC/snapshot and extract-cadence rules; intended SQL platform; approved MEMBER_ID/entity crosswalks; geographic reference lookups; code-set/value mappings; and approved privacy/access controls. This enables an implementable STTM while keeping unresolved data-contract questions visible.</w:t>
+        <w:t>Provide the AI with direct read access to the existing Bronze tables, the intended SQL platform, approved MEMBER_ID/entity crosswalks, geographic reference lookups, code-set/value mappings, and approved privacy/access controls. The AI should inspect the Bronze schemas and profiles itself. Add source-owner clarification only where the Bronze data cannot resolve grain, cadence, CDC behavior, business meaning, or a required downstream mapping.</w:t>
       </w:r>
     </w:p>
     <w:p>
